--- a/HTML Assignment.docx
+++ b/HTML Assignment.docx
@@ -5836,6 +5836,7 @@
         <w:rPr>
           <w:sz w:val="20"/>
           <w:szCs w:val="20"/>
+          <w:u w:val="single"/>
         </w:rPr>
         <w:t>file:///Users/Piu/lab1.html</w:t>
       </w:r>
@@ -13186,10 +13187,7 @@
         <w:t>Ans:</w:t>
       </w:r>
       <w:r>
-        <w:t xml:space="preserve"> </w:t>
-      </w:r>
-      <w:r>
-        <w:t>file:///Users/Piu/PRODUCT%20PAGE.html</w:t>
+        <w:t xml:space="preserve"> file:///Users/Piu/PRODUCT%20PAGE.html</w:t>
       </w:r>
     </w:p>
     <w:p>
@@ -16347,10 +16345,7 @@
         <w:t>Ans:</w:t>
       </w:r>
       <w:r>
-        <w:t xml:space="preserve"> </w:t>
-      </w:r>
-      <w:r>
-        <w:t>file:///Users/Piu/con%20form.html</w:t>
+        <w:t xml:space="preserve"> file:///Users/Piu/con%20form.html</w:t>
       </w:r>
     </w:p>
     <w:p>
@@ -19944,10 +19939,7 @@
         <w:t>Ans:</w:t>
       </w:r>
       <w:r>
-        <w:t xml:space="preserve"> </w:t>
-      </w:r>
-      <w:r>
-        <w:t>file:///Users/Piu/PCARD.html</w:t>
+        <w:t xml:space="preserve"> file:///Users/Piu/PCARD.html</w:t>
       </w:r>
     </w:p>
     <w:p>
@@ -20039,16 +20031,7 @@
           <w:sz w:val="18"/>
           <w:szCs w:val="20"/>
         </w:rPr>
-        <w:t xml:space="preserve"> </w:t>
-      </w:r>
-      <w:r>
-        <w:rPr>
-          <w:rFonts w:ascii="var(--cQpmVe--WspBzc,unset)" w:hAnsi="var(--cQpmVe--WspBzc,unset)"/>
-          <w:color w:val="000000" w:themeColor="text1"/>
-          <w:sz w:val="18"/>
-          <w:szCs w:val="20"/>
-        </w:rPr>
-        <w:t>(Flexible Box Layout) is</w:t>
+        <w:t xml:space="preserve"> (Flexible Box Layout) is</w:t>
       </w:r>
       <w:r>
         <w:rPr>
@@ -36557,7 +36540,6 @@
   <w:style w:type="character" w:default="1" w:styleId="DefaultParagraphFont">
     <w:name w:val="Default Paragraph Font"/>
     <w:uiPriority w:val="1"/>
-    <w:semiHidden/>
     <w:unhideWhenUsed/>
   </w:style>
   <w:style w:type="table" w:default="1" w:styleId="TableNormal">
